--- a/data/revised_2026-10_full/tracked/v2/Physics/SS2.1_Properties_of_Waves/Physics_Properties_of_Waves_FinalExplanation_TRACKED.docx
+++ b/data/revised_2026-10_full/tracked/v2/Physics/SS2.1_Properties_of_Waves/Physics_Properties_of_Waves_FinalExplanation_TRACKED.docx
@@ -1029,7 +1029,7 @@
                     </w:rPr>
                     <w:t xml:space="preserve">Loud, muddy, drawn-out sound</w:t>
                   </w:r>
-                  <w:ins w:id="9001" w:author="Claude (AI) - proposed" w:date="2026-10-15T08:04:31Z">
+                  <w:ins w:id="9001" w:author="Claude (AI) - proposed" w:date="2026-10-18T00:32:17Z">
                     <w:r>
                       <w:rPr>
                         <w:rFonts w:ascii="Arial" w:cs="Arial" w:eastAsia="Arial" w:hAnsi="Arial"/>
@@ -2068,7 +2068,7 @@
               </w:rPr>
               <w:t xml:space="preserve">Delay and distance alone do not explain every site. Use the Echo Table and the Surface Table to answer: (a) Why do Hell's Gate and Ngong Hills give clear, strong echoes? (b) Why is the sound in the Kisumu hall loud, muddy and drawn out? Use the words reverberation and interference in your answer. (c) Site D has a delay of 1.76 s, which is longer than 0.1 s, yet there is no echo. Explain why, using the ideas of spreading </w:t>
             </w:r>
-            <w:del w:id="9002" w:author="Claude (AI) - proposed" w:date="2026-10-15T08:04:31Z">
+            <w:del w:id="9002" w:author="Claude (AI) - proposed" w:date="2026-10-18T00:32:17Z">
               <w:r>
                 <w:rPr>
                   <w:rFonts w:ascii="Arial" w:cs="Arial" w:eastAsia="Arial" w:hAnsi="Arial"/>
@@ -2083,7 +2083,7 @@
                 <w:delText xml:space="preserve">(diffraction)</w:delText>
               </w:r>
             </w:del>
-            <w:ins w:id="9003" w:author="Claude (AI) - proposed" w:date="2026-10-15T08:04:31Z">
+            <w:ins w:id="9003" w:author="Claude (AI) - proposed" w:date="2026-10-18T00:32:17Z">
               <w:r>
                 <w:rPr>
                   <w:rFonts w:ascii="Arial" w:cs="Arial" w:eastAsia="Arial" w:hAnsi="Arial"/>
@@ -2209,7 +2209,7 @@
               </w:rPr>
               <w:t xml:space="preserve">Part 4: Other wave behaviours </w:t>
             </w:r>
-            <w:del w:id="9004" w:author="Claude (AI) - proposed" w:date="2026-10-15T08:04:31Z">
+            <w:del w:id="9004" w:author="Claude (AI) - proposed" w:date="2026-10-18T00:32:17Z">
               <w:r>
                 <w:rPr>
                   <w:rFonts w:ascii="Arial" w:cs="Arial" w:eastAsia="Arial" w:hAnsi="Arial"/>
@@ -2224,7 +2224,7 @@
                 <w:delText xml:space="preserve">at a boundary</w:delText>
               </w:r>
             </w:del>
-            <w:ins w:id="9005" w:author="Claude (AI) - proposed" w:date="2026-10-15T08:04:31Z">
+            <w:ins w:id="9005" w:author="Claude (AI) - proposed" w:date="2026-10-18T00:32:17Z">
               <w:r>
                 <w:rPr>
                   <w:rFonts w:ascii="Arial" w:cs="Arial" w:eastAsia="Arial" w:hAnsi="Arial"/>
@@ -2274,7 +2274,7 @@
               </w:rPr>
               <w:t xml:space="preserve">When a wave meets a boundary, different things can happen. (a) Explain the difference between reflection and refraction, and say which of them returns the sound to the learners at Hell's Gate. (b) Light going from air into water at i = 45 degrees bends to r = 32 degrees. State what this tells you about the speed of light in water and why the light bends. (c) Sound can turn the corner of a 1.0 m doorway but a torch beam makes a sharp patch. Use the wavelength of a 340 Hz sound and the wavelength of light (5.5 x 10^-7 m) to explain this.</w:t>
             </w:r>
-            <w:ins w:id="9006" w:author="Claude (AI) - proposed" w:date="2026-10-15T08:04:31Z">
+            <w:ins w:id="9006" w:author="Claude (AI) - proposed" w:date="2026-10-18T00:32:17Z">
               <w:r>
                 <w:rPr>
                   <w:rFonts w:ascii="Arial" w:cs="Arial" w:eastAsia="Arial" w:hAnsi="Arial"/>
@@ -2713,7 +2713,7 @@
               <w:spacing w:after="40" w:before="0"/>
               <w:jc w:val="left"/>
             </w:pPr>
-            <w:ins w:id="9007" w:author="Claude (AI) - proposed" w:date="2026-10-15T08:04:31Z">
+            <w:ins w:id="9007" w:author="Claude (AI) - proposed" w:date="2026-10-18T00:32:17Z">
               <w:r>
                 <w:rPr>
                   <w:rFonts w:ascii="Arial" w:cs="Arial" w:eastAsia="Arial" w:hAnsi="Arial"/>
@@ -2761,7 +2761,7 @@
               <w:spacing w:after="40" w:before="0"/>
               <w:jc w:val="left"/>
             </w:pPr>
-            <w:ins w:id="9008" w:author="Claude (AI) - proposed" w:date="2026-10-15T08:04:31Z">
+            <w:ins w:id="9008" w:author="Claude (AI) - proposed" w:date="2026-10-18T00:32:17Z">
               <w:r>
                 <w:rPr>
                   <w:rFonts w:ascii="Arial" w:cs="Arial" w:eastAsia="Arial" w:hAnsi="Arial"/>
@@ -2809,7 +2809,7 @@
               <w:spacing w:after="40" w:before="0"/>
               <w:jc w:val="left"/>
             </w:pPr>
-            <w:ins w:id="9009" w:author="Claude (AI) - proposed" w:date="2026-10-15T08:04:31Z">
+            <w:ins w:id="9009" w:author="Claude (AI) - proposed" w:date="2026-10-18T00:32:17Z">
               <w:r>
                 <w:rPr>
                   <w:rFonts w:ascii="Arial" w:cs="Arial" w:eastAsia="Arial" w:hAnsi="Arial"/>
@@ -2892,7 +2892,7 @@
               <w:spacing w:after="40" w:before="0"/>
               <w:jc w:val="left"/>
             </w:pPr>
-            <w:ins w:id="9010" w:author="Claude (AI) - proposed" w:date="2026-10-15T08:04:31Z">
+            <w:ins w:id="9010" w:author="Claude (AI) - proposed" w:date="2026-10-18T00:32:17Z">
               <w:r>
                 <w:rPr>
                   <w:rFonts w:ascii="Arial" w:cs="Arial" w:eastAsia="Arial" w:hAnsi="Arial"/>
@@ -2940,7 +2940,7 @@
               <w:spacing w:after="40" w:before="0"/>
               <w:jc w:val="left"/>
             </w:pPr>
-            <w:ins w:id="9011" w:author="Claude (AI) - proposed" w:date="2026-10-15T08:04:31Z">
+            <w:ins w:id="9011" w:author="Claude (AI) - proposed" w:date="2026-10-18T00:32:17Z">
               <w:r>
                 <w:rPr>
                   <w:rFonts w:ascii="Arial" w:cs="Arial" w:eastAsia="Arial" w:hAnsi="Arial"/>
@@ -2988,7 +2988,7 @@
               <w:spacing w:after="40" w:before="0"/>
               <w:jc w:val="left"/>
             </w:pPr>
-            <w:ins w:id="9012" w:author="Claude (AI) - proposed" w:date="2026-10-15T08:04:31Z">
+            <w:ins w:id="9012" w:author="Claude (AI) - proposed" w:date="2026-10-18T00:32:17Z">
               <w:r>
                 <w:rPr>
                   <w:rFonts w:ascii="Arial" w:cs="Arial" w:eastAsia="Arial" w:hAnsi="Arial"/>
@@ -3071,7 +3071,7 @@
               <w:spacing w:after="40" w:before="0"/>
               <w:jc w:val="left"/>
             </w:pPr>
-            <w:ins w:id="9013" w:author="Claude (AI) - proposed" w:date="2026-10-15T08:04:31Z">
+            <w:ins w:id="9013" w:author="Claude (AI) - proposed" w:date="2026-10-18T00:32:17Z">
               <w:r>
                 <w:rPr>
                   <w:rFonts w:ascii="Arial" w:cs="Arial" w:eastAsia="Arial" w:hAnsi="Arial"/>
@@ -3119,7 +3119,7 @@
               <w:spacing w:after="40" w:before="0"/>
               <w:jc w:val="left"/>
             </w:pPr>
-            <w:ins w:id="9014" w:author="Claude (AI) - proposed" w:date="2026-10-15T08:04:31Z">
+            <w:ins w:id="9014" w:author="Claude (AI) - proposed" w:date="2026-10-18T00:32:17Z">
               <w:r>
                 <w:rPr>
                   <w:rFonts w:ascii="Arial" w:cs="Arial" w:eastAsia="Arial" w:hAnsi="Arial"/>
@@ -3167,7 +3167,7 @@
               <w:spacing w:after="40" w:before="0"/>
               <w:jc w:val="left"/>
             </w:pPr>
-            <w:ins w:id="9015" w:author="Claude (AI) - proposed" w:date="2026-10-15T08:04:31Z">
+            <w:ins w:id="9015" w:author="Claude (AI) - proposed" w:date="2026-10-18T00:32:17Z">
               <w:r>
                 <w:rPr>
                   <w:rFonts w:ascii="Arial" w:cs="Arial" w:eastAsia="Arial" w:hAnsi="Arial"/>
@@ -3250,7 +3250,7 @@
               <w:spacing w:after="40" w:before="0"/>
               <w:jc w:val="left"/>
             </w:pPr>
-            <w:ins w:id="9016" w:author="Claude (AI) - proposed" w:date="2026-10-15T08:04:31Z">
+            <w:ins w:id="9016" w:author="Claude (AI) - proposed" w:date="2026-10-18T00:32:17Z">
               <w:r>
                 <w:rPr>
                   <w:rFonts w:ascii="Arial" w:cs="Arial" w:eastAsia="Arial" w:hAnsi="Arial"/>
@@ -3278,7 +3278,7 @@
               </w:rPr>
               <w:t xml:space="preserve">Correctly separates reflection from refraction, explains bending using speed change, uses wavelengths to explain diffraction, </w:t>
             </w:r>
-            <w:ins w:id="9017" w:author="Claude (AI) - proposed" w:date="2026-10-15T08:04:31Z">
+            <w:ins w:id="9017" w:author="Claude (AI) - proposed" w:date="2026-10-18T00:32:17Z">
               <w:r>
                 <w:rPr>
                   <w:rFonts w:ascii="Arial" w:cs="Arial" w:eastAsia="Arial" w:hAnsi="Arial"/>
@@ -3326,7 +3326,7 @@
               <w:spacing w:after="40" w:before="0"/>
               <w:jc w:val="left"/>
             </w:pPr>
-            <w:ins w:id="9018" w:author="Claude (AI) - proposed" w:date="2026-10-15T08:04:31Z">
+            <w:ins w:id="9018" w:author="Claude (AI) - proposed" w:date="2026-10-18T00:32:17Z">
               <w:r>
                 <w:rPr>
                   <w:rFonts w:ascii="Arial" w:cs="Arial" w:eastAsia="Arial" w:hAnsi="Arial"/>
@@ -3354,7 +3354,7 @@
               </w:rPr>
               <w:t xml:space="preserve">Gets most of the distinctions right and does most of the </w:t>
             </w:r>
-            <w:del w:id="9019" w:author="Claude (AI) - proposed" w:date="2026-10-15T08:04:31Z">
+            <w:del w:id="9019" w:author="Claude (AI) - proposed" w:date="2026-10-18T00:32:17Z">
               <w:r>
                 <w:rPr>
                   <w:rFonts w:ascii="Arial" w:cs="Arial" w:eastAsia="Arial" w:hAnsi="Arial"/>
@@ -3369,7 +3369,7 @@
                 <w:delText xml:space="preserve">wavelength or ultrasound working </w:delText>
               </w:r>
             </w:del>
-            <w:ins w:id="9020" w:author="Claude (AI) - proposed" w:date="2026-10-15T08:04:31Z">
+            <w:ins w:id="9020" w:author="Claude (AI) - proposed" w:date="2026-10-18T00:32:17Z">
               <w:r>
                 <w:rPr>
                   <w:rFonts w:ascii="Arial" w:cs="Arial" w:eastAsia="Arial" w:hAnsi="Arial"/>
@@ -3417,7 +3417,7 @@
               <w:spacing w:after="40" w:before="0"/>
               <w:jc w:val="left"/>
             </w:pPr>
-            <w:ins w:id="9021" w:author="Claude (AI) - proposed" w:date="2026-10-15T08:04:31Z">
+            <w:ins w:id="9021" w:author="Claude (AI) - proposed" w:date="2026-10-18T00:32:17Z">
               <w:r>
                 <w:rPr>
                   <w:rFonts w:ascii="Arial" w:cs="Arial" w:eastAsia="Arial" w:hAnsi="Arial"/>
@@ -3445,7 +3445,7 @@
               </w:rPr>
               <w:t xml:space="preserve">Confuses reflection with refraction</w:t>
             </w:r>
-            <w:del w:id="9022" w:author="Claude (AI) - proposed" w:date="2026-10-15T08:04:31Z">
+            <w:del w:id="9022" w:author="Claude (AI) - proposed" w:date="2026-10-18T00:32:17Z">
               <w:r>
                 <w:rPr>
                   <w:rFonts w:ascii="Arial" w:cs="Arial" w:eastAsia="Arial" w:hAnsi="Arial"/>
@@ -3460,7 +3460,7 @@
                 <w:delText xml:space="preserve"> or</w:delText>
               </w:r>
             </w:del>
-            <w:ins w:id="9023" w:author="Claude (AI) - proposed" w:date="2026-10-15T08:04:31Z">
+            <w:ins w:id="9023" w:author="Claude (AI) - proposed" w:date="2026-10-18T00:32:17Z">
               <w:r>
                 <w:rPr>
                   <w:rFonts w:ascii="Arial" w:cs="Arial" w:eastAsia="Arial" w:hAnsi="Arial"/>
@@ -3488,7 +3488,7 @@
               </w:rPr>
               <w:t xml:space="preserve"> does not use wavelength to explain diffraction</w:t>
             </w:r>
-            <w:ins w:id="9024" w:author="Claude (AI) - proposed" w:date="2026-10-15T08:04:31Z">
+            <w:ins w:id="9024" w:author="Claude (AI) - proposed" w:date="2026-10-18T00:32:17Z">
               <w:r>
                 <w:rPr>
                   <w:rFonts w:ascii="Arial" w:cs="Arial" w:eastAsia="Arial" w:hAnsi="Arial"/>
@@ -3571,7 +3571,7 @@
               <w:spacing w:after="40" w:before="0"/>
               <w:jc w:val="left"/>
             </w:pPr>
-            <w:ins w:id="9025" w:author="Claude (AI) - proposed" w:date="2026-10-15T08:04:31Z">
+            <w:ins w:id="9025" w:author="Claude (AI) - proposed" w:date="2026-10-18T00:32:17Z">
               <w:r>
                 <w:rPr>
                   <w:rFonts w:ascii="Arial" w:cs="Arial" w:eastAsia="Arial" w:hAnsi="Arial"/>
@@ -3619,7 +3619,7 @@
               <w:spacing w:after="40" w:before="0"/>
               <w:jc w:val="left"/>
             </w:pPr>
-            <w:ins w:id="9026" w:author="Claude (AI) - proposed" w:date="2026-10-15T08:04:31Z">
+            <w:ins w:id="9026" w:author="Claude (AI) - proposed" w:date="2026-10-18T00:32:17Z">
               <w:r>
                 <w:rPr>
                   <w:rFonts w:ascii="Arial" w:cs="Arial" w:eastAsia="Arial" w:hAnsi="Arial"/>
@@ -3667,7 +3667,7 @@
               <w:spacing w:after="40" w:before="0"/>
               <w:jc w:val="left"/>
             </w:pPr>
-            <w:ins w:id="9027" w:author="Claude (AI) - proposed" w:date="2026-10-15T08:04:31Z">
+            <w:ins w:id="9027" w:author="Claude (AI) - proposed" w:date="2026-10-18T00:32:17Z">
               <w:r>
                 <w:rPr>
                   <w:rFonts w:ascii="Arial" w:cs="Arial" w:eastAsia="Arial" w:hAnsi="Arial"/>
@@ -3817,7 +3817,7 @@
         </w:rPr>
         <w:t xml:space="preserve">© 2026 SeaVuria and ARES. This work is licensed under a </w:t>
       </w:r>
-      <w:hyperlink w:history="1" r:id="rIdaq0gdn-9ptd0nnxokujvf">
+      <w:hyperlink w:history="1" r:id="rIdmk6pfwzekiqgck8mucipw">
         <w:r>
           <w:rPr>
             <w:rFonts w:ascii="Arial" w:cs="Arial" w:eastAsia="Arial" w:hAnsi="Arial"/>
@@ -3837,7 +3837,7 @@
         </w:rPr>
         <w:t xml:space="preserve"> (</w:t>
       </w:r>
-      <w:hyperlink w:history="1" r:id="rIdaad15qvrgmq5wnotrbo-4">
+      <w:hyperlink w:history="1" r:id="rIdw_bym_tslhx618d9npta5">
         <w:r>
           <w:rPr>
             <w:rFonts w:ascii="Arial" w:cs="Arial" w:eastAsia="Arial" w:hAnsi="Arial"/>
@@ -3857,7 +3857,7 @@
         </w:rPr>
         <w:t xml:space="preserve">). To view a copy of this license, visit </w:t>
       </w:r>
-      <w:hyperlink w:history="1" r:id="rIdmdm7tj-rpzh3n9kvb7rxt">
+      <w:hyperlink w:history="1" r:id="rIdv80yvrd7u3eudo4u398ci">
         <w:r>
           <w:rPr>
             <w:rFonts w:ascii="Arial" w:cs="Arial" w:eastAsia="Arial" w:hAnsi="Arial"/>
